--- a/01-rapor/teslim/ITS_MIHENK_Teknik_Rapor_TESLIM.docx
+++ b/01-rapor/teslim/ITS_MIHENK_Teknik_Rapor_TESLIM.docx
@@ -1809,6 +1809,1139 @@
         <w:t xml:space="preserve"> kanıtlanmıştır.</w:t>
       </w:r>
     </w:p>
+    <w:tbl>
+      <w:tblPr>
+        <w:tblW w:w="9500" w:type="dxa"/>
+        <w:tblBorders>
+          <w:top w:val="single" w:sz="4" w:color="8A8A8A"/>
+          <w:left w:val="single" w:sz="4" w:color="8A8A8A"/>
+          <w:bottom w:val="single" w:sz="4" w:color="8A8A8A"/>
+          <w:right w:val="single" w:sz="4" w:color="8A8A8A"/>
+          <w:insideH w:val="single" w:sz="4" w:color="8A8A8A"/>
+          <w:insideV w:val="single" w:sz="4" w:color="8A8A8A"/>
+        </w:tblBorders>
+        <w:tblLayout w:type="fixed"/>
+      </w:tblPr>
+      <w:tblGrid>
+        <w:gridCol w:w="2350"/>
+        <w:gridCol w:w="1420"/>
+        <w:gridCol w:w="1500"/>
+        <w:gridCol w:w="1500"/>
+        <w:gridCol w:w="1430"/>
+        <w:gridCol w:w="1300"/>
+      </w:tblGrid>
+      <w:tr>
+        <w:tc>
+          <w:tcPr>
+            <w:tcW w:w="2350" w:type="dxa"/>
+            <w:shd w:val="clear" w:fill="EDEDED"/>
+          </w:tcPr>
+          <w:p>
+            <w:pPr>
+              <w:spacing w:after="40" w:line="240" w:lineRule="auto"/>
+              <w:rPr>
+                <w:sz w:val="18"/>
+              </w:rPr>
+            </w:pPr>
+            <w:r>
+              <w:rPr>
+                <w:b/>
+                <w:bCs/>
+                <w:sz w:val="18"/>
+              </w:rPr>
+              <w:t xml:space="preserve">Yetenek</w:t>
+            </w:r>
+          </w:p>
+        </w:tc>
+        <w:tc>
+          <w:tcPr>
+            <w:tcW w:w="1420" w:type="dxa"/>
+            <w:shd w:val="clear" w:fill="EDEDED"/>
+          </w:tcPr>
+          <w:p>
+            <w:pPr>
+              <w:spacing w:after="40" w:line="240" w:lineRule="auto"/>
+              <w:rPr>
+                <w:sz w:val="18"/>
+              </w:rPr>
+            </w:pPr>
+            <w:r>
+              <w:rPr>
+                <w:b/>
+                <w:bCs/>
+                <w:sz w:val="18"/>
+              </w:rPr>
+              <w:t xml:space="preserve">Platform içi YZ özeti</w:t>
+            </w:r>
+          </w:p>
+        </w:tc>
+        <w:tc>
+          <w:tcPr>
+            <w:tcW w:w="1500" w:type="dxa"/>
+            <w:shd w:val="clear" w:fill="EDEDED"/>
+          </w:tcPr>
+          <w:p>
+            <w:pPr>
+              <w:spacing w:after="40" w:line="240" w:lineRule="auto"/>
+              <w:rPr>
+                <w:sz w:val="18"/>
+              </w:rPr>
+            </w:pPr>
+            <w:r>
+              <w:rPr>
+                <w:b/>
+                <w:bCs/>
+                <w:sz w:val="18"/>
+              </w:rPr>
+              <w:t xml:space="preserve">Haber kaynağı karşılaştırma</w:t>
+            </w:r>
+          </w:p>
+        </w:tc>
+        <w:tc>
+          <w:tcPr>
+            <w:tcW w:w="1500" w:type="dxa"/>
+            <w:shd w:val="clear" w:fill="EDEDED"/>
+          </w:tcPr>
+          <w:p>
+            <w:pPr>
+              <w:spacing w:after="40" w:line="240" w:lineRule="auto"/>
+              <w:rPr>
+                <w:sz w:val="18"/>
+              </w:rPr>
+            </w:pPr>
+            <w:r>
+              <w:rPr>
+                <w:b/>
+                <w:bCs/>
+                <w:sz w:val="18"/>
+              </w:rPr>
+              <w:t xml:space="preserve">Topluluk temelli doğrulama</w:t>
+            </w:r>
+          </w:p>
+        </w:tc>
+        <w:tc>
+          <w:tcPr>
+            <w:tcW w:w="1430" w:type="dxa"/>
+            <w:shd w:val="clear" w:fill="EDEDED"/>
+          </w:tcPr>
+          <w:p>
+            <w:pPr>
+              <w:spacing w:after="40" w:line="240" w:lineRule="auto"/>
+              <w:rPr>
+                <w:sz w:val="18"/>
+              </w:rPr>
+            </w:pPr>
+            <w:r>
+              <w:rPr>
+                <w:b/>
+                <w:bCs/>
+                <w:sz w:val="18"/>
+              </w:rPr>
+              <w:t xml:space="preserve">Genel amaçlı YZ asistanı</w:t>
+            </w:r>
+          </w:p>
+        </w:tc>
+        <w:tc>
+          <w:tcPr>
+            <w:tcW w:w="1300" w:type="dxa"/>
+            <w:shd w:val="clear" w:fill="EDEDED"/>
+          </w:tcPr>
+          <w:p>
+            <w:pPr>
+              <w:spacing w:after="40" w:line="240" w:lineRule="auto"/>
+              <w:rPr>
+                <w:sz w:val="18"/>
+              </w:rPr>
+            </w:pPr>
+            <w:r>
+              <w:rPr>
+                <w:b/>
+                <w:bCs/>
+                <w:sz w:val="18"/>
+              </w:rPr>
+              <w:t xml:space="preserve">ITS MİHENK</w:t>
+            </w:r>
+          </w:p>
+        </w:tc>
+      </w:tr>
+      <w:tr>
+        <w:tc>
+          <w:tcPr>
+            <w:tcW w:w="2350" w:type="dxa"/>
+          </w:tcPr>
+          <w:p>
+            <w:pPr>
+              <w:spacing w:after="40" w:line="240" w:lineRule="auto"/>
+              <w:rPr>
+                <w:sz w:val="18"/>
+              </w:rPr>
+            </w:pPr>
+            <w:r>
+              <w:rPr>
+                <w:sz w:val="18"/>
+              </w:rPr>
+              <w:t xml:space="preserve">Sosyal medya akışını işler</w:t>
+            </w:r>
+          </w:p>
+        </w:tc>
+        <w:tc>
+          <w:tcPr>
+            <w:tcW w:w="1420" w:type="dxa"/>
+          </w:tcPr>
+          <w:p>
+            <w:pPr>
+              <w:spacing w:after="40" w:line="240" w:lineRule="auto"/>
+              <w:rPr>
+                <w:sz w:val="18"/>
+              </w:rPr>
+            </w:pPr>
+            <w:r>
+              <w:rPr>
+                <w:sz w:val="18"/>
+              </w:rPr>
+              <w:t xml:space="preserve">Evet</w:t>
+            </w:r>
+          </w:p>
+        </w:tc>
+        <w:tc>
+          <w:tcPr>
+            <w:tcW w:w="1500" w:type="dxa"/>
+          </w:tcPr>
+          <w:p>
+            <w:pPr>
+              <w:spacing w:after="40" w:line="240" w:lineRule="auto"/>
+              <w:rPr>
+                <w:sz w:val="18"/>
+              </w:rPr>
+            </w:pPr>
+            <w:r>
+              <w:rPr>
+                <w:sz w:val="18"/>
+              </w:rPr>
+              <w:t xml:space="preserve">Hayır</w:t>
+            </w:r>
+          </w:p>
+        </w:tc>
+        <w:tc>
+          <w:tcPr>
+            <w:tcW w:w="1500" w:type="dxa"/>
+          </w:tcPr>
+          <w:p>
+            <w:pPr>
+              <w:spacing w:after="40" w:line="240" w:lineRule="auto"/>
+              <w:rPr>
+                <w:sz w:val="18"/>
+              </w:rPr>
+            </w:pPr>
+            <w:r>
+              <w:rPr>
+                <w:sz w:val="18"/>
+              </w:rPr>
+              <w:t xml:space="preserve">Evet</w:t>
+            </w:r>
+          </w:p>
+        </w:tc>
+        <w:tc>
+          <w:tcPr>
+            <w:tcW w:w="1430" w:type="dxa"/>
+          </w:tcPr>
+          <w:p>
+            <w:pPr>
+              <w:spacing w:after="40" w:line="240" w:lineRule="auto"/>
+              <w:rPr>
+                <w:sz w:val="18"/>
+              </w:rPr>
+            </w:pPr>
+            <w:r>
+              <w:rPr>
+                <w:sz w:val="18"/>
+              </w:rPr>
+              <w:t xml:space="preserve">Hayır</w:t>
+            </w:r>
+          </w:p>
+        </w:tc>
+        <w:tc>
+          <w:tcPr>
+            <w:tcW w:w="1300" w:type="dxa"/>
+            <w:shd w:val="clear" w:fill="F2EEFC"/>
+          </w:tcPr>
+          <w:p>
+            <w:pPr>
+              <w:spacing w:after="40" w:line="240" w:lineRule="auto"/>
+              <w:rPr>
+                <w:sz w:val="18"/>
+              </w:rPr>
+            </w:pPr>
+            <w:r>
+              <w:rPr>
+                <w:b/>
+                <w:bCs/>
+                <w:sz w:val="18"/>
+              </w:rPr>
+              <w:t xml:space="preserve">Evet</w:t>
+            </w:r>
+          </w:p>
+        </w:tc>
+      </w:tr>
+      <w:tr>
+        <w:tc>
+          <w:tcPr>
+            <w:tcW w:w="2350" w:type="dxa"/>
+          </w:tcPr>
+          <w:p>
+            <w:pPr>
+              <w:spacing w:after="40" w:line="240" w:lineRule="auto"/>
+              <w:rPr>
+                <w:sz w:val="18"/>
+              </w:rPr>
+            </w:pPr>
+            <w:r>
+              <w:rPr>
+                <w:sz w:val="18"/>
+              </w:rPr>
+              <w:t xml:space="preserve">Kategori bazlı özet</w:t>
+            </w:r>
+          </w:p>
+        </w:tc>
+        <w:tc>
+          <w:tcPr>
+            <w:tcW w:w="1420" w:type="dxa"/>
+          </w:tcPr>
+          <w:p>
+            <w:pPr>
+              <w:spacing w:after="40" w:line="240" w:lineRule="auto"/>
+              <w:rPr>
+                <w:sz w:val="18"/>
+              </w:rPr>
+            </w:pPr>
+            <w:r>
+              <w:rPr>
+                <w:sz w:val="18"/>
+              </w:rPr>
+              <w:t xml:space="preserve">Kısmî</w:t>
+            </w:r>
+          </w:p>
+        </w:tc>
+        <w:tc>
+          <w:tcPr>
+            <w:tcW w:w="1500" w:type="dxa"/>
+          </w:tcPr>
+          <w:p>
+            <w:pPr>
+              <w:spacing w:after="40" w:line="240" w:lineRule="auto"/>
+              <w:rPr>
+                <w:sz w:val="18"/>
+              </w:rPr>
+            </w:pPr>
+            <w:r>
+              <w:rPr>
+                <w:sz w:val="18"/>
+              </w:rPr>
+              <w:t xml:space="preserve">Hayır</w:t>
+            </w:r>
+          </w:p>
+        </w:tc>
+        <w:tc>
+          <w:tcPr>
+            <w:tcW w:w="1500" w:type="dxa"/>
+          </w:tcPr>
+          <w:p>
+            <w:pPr>
+              <w:spacing w:after="40" w:line="240" w:lineRule="auto"/>
+              <w:rPr>
+                <w:sz w:val="18"/>
+              </w:rPr>
+            </w:pPr>
+            <w:r>
+              <w:rPr>
+                <w:sz w:val="18"/>
+              </w:rPr>
+              <w:t xml:space="preserve">Hayır</w:t>
+            </w:r>
+          </w:p>
+        </w:tc>
+        <w:tc>
+          <w:tcPr>
+            <w:tcW w:w="1430" w:type="dxa"/>
+          </w:tcPr>
+          <w:p>
+            <w:pPr>
+              <w:spacing w:after="40" w:line="240" w:lineRule="auto"/>
+              <w:rPr>
+                <w:sz w:val="18"/>
+              </w:rPr>
+            </w:pPr>
+            <w:r>
+              <w:rPr>
+                <w:sz w:val="18"/>
+              </w:rPr>
+              <w:t xml:space="preserve">Hayır</w:t>
+            </w:r>
+          </w:p>
+        </w:tc>
+        <w:tc>
+          <w:tcPr>
+            <w:tcW w:w="1300" w:type="dxa"/>
+            <w:shd w:val="clear" w:fill="F2EEFC"/>
+          </w:tcPr>
+          <w:p>
+            <w:pPr>
+              <w:spacing w:after="40" w:line="240" w:lineRule="auto"/>
+              <w:rPr>
+                <w:sz w:val="18"/>
+              </w:rPr>
+            </w:pPr>
+            <w:r>
+              <w:rPr>
+                <w:b/>
+                <w:bCs/>
+                <w:sz w:val="18"/>
+              </w:rPr>
+              <w:t xml:space="preserve">Evet</w:t>
+            </w:r>
+          </w:p>
+        </w:tc>
+      </w:tr>
+      <w:tr>
+        <w:tc>
+          <w:tcPr>
+            <w:tcW w:w="2350" w:type="dxa"/>
+          </w:tcPr>
+          <w:p>
+            <w:pPr>
+              <w:spacing w:after="40" w:line="240" w:lineRule="auto"/>
+              <w:rPr>
+                <w:sz w:val="18"/>
+              </w:rPr>
+            </w:pPr>
+            <w:r>
+              <w:rPr>
+                <w:sz w:val="18"/>
+              </w:rPr>
+              <w:t xml:space="preserve">Her cümle kaynağa bağlı</w:t>
+            </w:r>
+          </w:p>
+        </w:tc>
+        <w:tc>
+          <w:tcPr>
+            <w:tcW w:w="1420" w:type="dxa"/>
+          </w:tcPr>
+          <w:p>
+            <w:pPr>
+              <w:spacing w:after="40" w:line="240" w:lineRule="auto"/>
+              <w:rPr>
+                <w:sz w:val="18"/>
+              </w:rPr>
+            </w:pPr>
+            <w:r>
+              <w:rPr>
+                <w:sz w:val="18"/>
+              </w:rPr>
+              <w:t xml:space="preserve">Hayır</w:t>
+            </w:r>
+          </w:p>
+        </w:tc>
+        <w:tc>
+          <w:tcPr>
+            <w:tcW w:w="1500" w:type="dxa"/>
+          </w:tcPr>
+          <w:p>
+            <w:pPr>
+              <w:spacing w:after="40" w:line="240" w:lineRule="auto"/>
+              <w:rPr>
+                <w:sz w:val="18"/>
+              </w:rPr>
+            </w:pPr>
+            <w:r>
+              <w:rPr>
+                <w:sz w:val="18"/>
+              </w:rPr>
+              <w:t xml:space="preserve">Kısmî</w:t>
+            </w:r>
+          </w:p>
+        </w:tc>
+        <w:tc>
+          <w:tcPr>
+            <w:tcW w:w="1500" w:type="dxa"/>
+          </w:tcPr>
+          <w:p>
+            <w:pPr>
+              <w:spacing w:after="40" w:line="240" w:lineRule="auto"/>
+              <w:rPr>
+                <w:sz w:val="18"/>
+              </w:rPr>
+            </w:pPr>
+            <w:r>
+              <w:rPr>
+                <w:sz w:val="18"/>
+              </w:rPr>
+              <w:t xml:space="preserve">Evet</w:t>
+            </w:r>
+          </w:p>
+        </w:tc>
+        <w:tc>
+          <w:tcPr>
+            <w:tcW w:w="1430" w:type="dxa"/>
+          </w:tcPr>
+          <w:p>
+            <w:pPr>
+              <w:spacing w:after="40" w:line="240" w:lineRule="auto"/>
+              <w:rPr>
+                <w:sz w:val="18"/>
+              </w:rPr>
+            </w:pPr>
+            <w:r>
+              <w:rPr>
+                <w:sz w:val="18"/>
+              </w:rPr>
+              <w:t xml:space="preserve">Değişken</w:t>
+            </w:r>
+          </w:p>
+        </w:tc>
+        <w:tc>
+          <w:tcPr>
+            <w:tcW w:w="1300" w:type="dxa"/>
+            <w:shd w:val="clear" w:fill="F2EEFC"/>
+          </w:tcPr>
+          <w:p>
+            <w:pPr>
+              <w:spacing w:after="40" w:line="240" w:lineRule="auto"/>
+              <w:rPr>
+                <w:sz w:val="18"/>
+              </w:rPr>
+            </w:pPr>
+            <w:r>
+              <w:rPr>
+                <w:b/>
+                <w:bCs/>
+                <w:sz w:val="18"/>
+              </w:rPr>
+              <w:t xml:space="preserve">Evet</w:t>
+            </w:r>
+          </w:p>
+        </w:tc>
+      </w:tr>
+      <w:tr>
+        <w:tc>
+          <w:tcPr>
+            <w:tcW w:w="2350" w:type="dxa"/>
+          </w:tcPr>
+          <w:p>
+            <w:pPr>
+              <w:spacing w:after="40" w:line="240" w:lineRule="auto"/>
+              <w:rPr>
+                <w:sz w:val="18"/>
+              </w:rPr>
+            </w:pPr>
+            <w:r>
+              <w:rPr>
+                <w:sz w:val="18"/>
+              </w:rPr>
+              <w:t xml:space="preserve">Emin değilken susar</w:t>
+            </w:r>
+          </w:p>
+        </w:tc>
+        <w:tc>
+          <w:tcPr>
+            <w:tcW w:w="1420" w:type="dxa"/>
+          </w:tcPr>
+          <w:p>
+            <w:pPr>
+              <w:spacing w:after="40" w:line="240" w:lineRule="auto"/>
+              <w:rPr>
+                <w:sz w:val="18"/>
+              </w:rPr>
+            </w:pPr>
+            <w:r>
+              <w:rPr>
+                <w:sz w:val="18"/>
+              </w:rPr>
+              <w:t xml:space="preserve">Hayır</w:t>
+            </w:r>
+          </w:p>
+        </w:tc>
+        <w:tc>
+          <w:tcPr>
+            <w:tcW w:w="1500" w:type="dxa"/>
+          </w:tcPr>
+          <w:p>
+            <w:pPr>
+              <w:spacing w:after="40" w:line="240" w:lineRule="auto"/>
+              <w:rPr>
+                <w:sz w:val="18"/>
+              </w:rPr>
+            </w:pPr>
+            <w:r>
+              <w:rPr>
+                <w:sz w:val="18"/>
+              </w:rPr>
+              <w:t xml:space="preserve">—</w:t>
+            </w:r>
+          </w:p>
+        </w:tc>
+        <w:tc>
+          <w:tcPr>
+            <w:tcW w:w="1500" w:type="dxa"/>
+          </w:tcPr>
+          <w:p>
+            <w:pPr>
+              <w:spacing w:after="40" w:line="240" w:lineRule="auto"/>
+              <w:rPr>
+                <w:sz w:val="18"/>
+              </w:rPr>
+            </w:pPr>
+            <w:r>
+              <w:rPr>
+                <w:sz w:val="18"/>
+              </w:rPr>
+              <w:t xml:space="preserve">Evet</w:t>
+            </w:r>
+          </w:p>
+        </w:tc>
+        <w:tc>
+          <w:tcPr>
+            <w:tcW w:w="1430" w:type="dxa"/>
+          </w:tcPr>
+          <w:p>
+            <w:pPr>
+              <w:spacing w:after="40" w:line="240" w:lineRule="auto"/>
+              <w:rPr>
+                <w:sz w:val="18"/>
+              </w:rPr>
+            </w:pPr>
+            <w:r>
+              <w:rPr>
+                <w:sz w:val="18"/>
+              </w:rPr>
+              <w:t xml:space="preserve">Hayır</w:t>
+            </w:r>
+          </w:p>
+        </w:tc>
+        <w:tc>
+          <w:tcPr>
+            <w:tcW w:w="1300" w:type="dxa"/>
+            <w:shd w:val="clear" w:fill="F2EEFC"/>
+          </w:tcPr>
+          <w:p>
+            <w:pPr>
+              <w:spacing w:after="40" w:line="240" w:lineRule="auto"/>
+              <w:rPr>
+                <w:sz w:val="18"/>
+              </w:rPr>
+            </w:pPr>
+            <w:r>
+              <w:rPr>
+                <w:b/>
+                <w:bCs/>
+                <w:sz w:val="18"/>
+              </w:rPr>
+              <w:t xml:space="preserve">Evet</w:t>
+            </w:r>
+          </w:p>
+        </w:tc>
+      </w:tr>
+      <w:tr>
+        <w:tc>
+          <w:tcPr>
+            <w:tcW w:w="2350" w:type="dxa"/>
+          </w:tcPr>
+          <w:p>
+            <w:pPr>
+              <w:spacing w:after="40" w:line="240" w:lineRule="auto"/>
+              <w:rPr>
+                <w:sz w:val="18"/>
+              </w:rPr>
+            </w:pPr>
+            <w:r>
+              <w:rPr>
+                <w:sz w:val="18"/>
+              </w:rPr>
+              <w:t xml:space="preserve">Çoklu bakış açısı dengesi</w:t>
+            </w:r>
+          </w:p>
+        </w:tc>
+        <w:tc>
+          <w:tcPr>
+            <w:tcW w:w="1420" w:type="dxa"/>
+          </w:tcPr>
+          <w:p>
+            <w:pPr>
+              <w:spacing w:after="40" w:line="240" w:lineRule="auto"/>
+              <w:rPr>
+                <w:sz w:val="18"/>
+              </w:rPr>
+            </w:pPr>
+            <w:r>
+              <w:rPr>
+                <w:sz w:val="18"/>
+              </w:rPr>
+              <w:t xml:space="preserve">Hayır</w:t>
+            </w:r>
+          </w:p>
+        </w:tc>
+        <w:tc>
+          <w:tcPr>
+            <w:tcW w:w="1500" w:type="dxa"/>
+          </w:tcPr>
+          <w:p>
+            <w:pPr>
+              <w:spacing w:after="40" w:line="240" w:lineRule="auto"/>
+              <w:rPr>
+                <w:sz w:val="18"/>
+              </w:rPr>
+            </w:pPr>
+            <w:r>
+              <w:rPr>
+                <w:sz w:val="18"/>
+              </w:rPr>
+              <w:t xml:space="preserve">Evet</w:t>
+            </w:r>
+          </w:p>
+        </w:tc>
+        <w:tc>
+          <w:tcPr>
+            <w:tcW w:w="1500" w:type="dxa"/>
+          </w:tcPr>
+          <w:p>
+            <w:pPr>
+              <w:spacing w:after="40" w:line="240" w:lineRule="auto"/>
+              <w:rPr>
+                <w:sz w:val="18"/>
+              </w:rPr>
+            </w:pPr>
+            <w:r>
+              <w:rPr>
+                <w:sz w:val="18"/>
+              </w:rPr>
+              <w:t xml:space="preserve">Hayır</w:t>
+            </w:r>
+          </w:p>
+        </w:tc>
+        <w:tc>
+          <w:tcPr>
+            <w:tcW w:w="1430" w:type="dxa"/>
+          </w:tcPr>
+          <w:p>
+            <w:pPr>
+              <w:spacing w:after="40" w:line="240" w:lineRule="auto"/>
+              <w:rPr>
+                <w:sz w:val="18"/>
+              </w:rPr>
+            </w:pPr>
+            <w:r>
+              <w:rPr>
+                <w:sz w:val="18"/>
+              </w:rPr>
+              <w:t xml:space="preserve">Hayır</w:t>
+            </w:r>
+          </w:p>
+        </w:tc>
+        <w:tc>
+          <w:tcPr>
+            <w:tcW w:w="1300" w:type="dxa"/>
+            <w:shd w:val="clear" w:fill="F2EEFC"/>
+          </w:tcPr>
+          <w:p>
+            <w:pPr>
+              <w:spacing w:after="40" w:line="240" w:lineRule="auto"/>
+              <w:rPr>
+                <w:sz w:val="18"/>
+              </w:rPr>
+            </w:pPr>
+            <w:r>
+              <w:rPr>
+                <w:b/>
+                <w:bCs/>
+                <w:sz w:val="18"/>
+              </w:rPr>
+              <w:t xml:space="preserve">Evet</w:t>
+            </w:r>
+          </w:p>
+        </w:tc>
+      </w:tr>
+      <w:tr>
+        <w:tc>
+          <w:tcPr>
+            <w:tcW w:w="2350" w:type="dxa"/>
+          </w:tcPr>
+          <w:p>
+            <w:pPr>
+              <w:spacing w:after="40" w:line="240" w:lineRule="auto"/>
+              <w:rPr>
+                <w:sz w:val="18"/>
+              </w:rPr>
+            </w:pPr>
+            <w:r>
+              <w:rPr>
+                <w:sz w:val="18"/>
+              </w:rPr>
+              <w:t xml:space="preserve">Görsel köken denetimi</w:t>
+            </w:r>
+          </w:p>
+        </w:tc>
+        <w:tc>
+          <w:tcPr>
+            <w:tcW w:w="1420" w:type="dxa"/>
+          </w:tcPr>
+          <w:p>
+            <w:pPr>
+              <w:spacing w:after="40" w:line="240" w:lineRule="auto"/>
+              <w:rPr>
+                <w:sz w:val="18"/>
+              </w:rPr>
+            </w:pPr>
+            <w:r>
+              <w:rPr>
+                <w:sz w:val="18"/>
+              </w:rPr>
+              <w:t xml:space="preserve">Hayır</w:t>
+            </w:r>
+          </w:p>
+        </w:tc>
+        <w:tc>
+          <w:tcPr>
+            <w:tcW w:w="1500" w:type="dxa"/>
+          </w:tcPr>
+          <w:p>
+            <w:pPr>
+              <w:spacing w:after="40" w:line="240" w:lineRule="auto"/>
+              <w:rPr>
+                <w:sz w:val="18"/>
+              </w:rPr>
+            </w:pPr>
+            <w:r>
+              <w:rPr>
+                <w:sz w:val="18"/>
+              </w:rPr>
+              <w:t xml:space="preserve">Hayır</w:t>
+            </w:r>
+          </w:p>
+        </w:tc>
+        <w:tc>
+          <w:tcPr>
+            <w:tcW w:w="1500" w:type="dxa"/>
+          </w:tcPr>
+          <w:p>
+            <w:pPr>
+              <w:spacing w:after="40" w:line="240" w:lineRule="auto"/>
+              <w:rPr>
+                <w:sz w:val="18"/>
+              </w:rPr>
+            </w:pPr>
+            <w:r>
+              <w:rPr>
+                <w:sz w:val="18"/>
+              </w:rPr>
+              <w:t xml:space="preserve">Hayır</w:t>
+            </w:r>
+          </w:p>
+        </w:tc>
+        <w:tc>
+          <w:tcPr>
+            <w:tcW w:w="1430" w:type="dxa"/>
+          </w:tcPr>
+          <w:p>
+            <w:pPr>
+              <w:spacing w:after="40" w:line="240" w:lineRule="auto"/>
+              <w:rPr>
+                <w:sz w:val="18"/>
+              </w:rPr>
+            </w:pPr>
+            <w:r>
+              <w:rPr>
+                <w:sz w:val="18"/>
+              </w:rPr>
+              <w:t xml:space="preserve">Kısmî</w:t>
+            </w:r>
+          </w:p>
+        </w:tc>
+        <w:tc>
+          <w:tcPr>
+            <w:tcW w:w="1300" w:type="dxa"/>
+            <w:shd w:val="clear" w:fill="F2EEFC"/>
+          </w:tcPr>
+          <w:p>
+            <w:pPr>
+              <w:spacing w:after="40" w:line="240" w:lineRule="auto"/>
+              <w:rPr>
+                <w:sz w:val="18"/>
+              </w:rPr>
+            </w:pPr>
+            <w:r>
+              <w:rPr>
+                <w:b/>
+                <w:bCs/>
+                <w:sz w:val="18"/>
+              </w:rPr>
+              <w:t xml:space="preserve">Evet</w:t>
+            </w:r>
+          </w:p>
+        </w:tc>
+      </w:tr>
+      <w:tr>
+        <w:tc>
+          <w:tcPr>
+            <w:tcW w:w="2350" w:type="dxa"/>
+          </w:tcPr>
+          <w:p>
+            <w:pPr>
+              <w:spacing w:after="40" w:line="240" w:lineRule="auto"/>
+              <w:rPr>
+                <w:sz w:val="18"/>
+              </w:rPr>
+            </w:pPr>
+            <w:r>
+              <w:rPr>
+                <w:sz w:val="18"/>
+              </w:rPr>
+              <w:t xml:space="preserve">Gecikmesiz (insan beklemez)</w:t>
+            </w:r>
+          </w:p>
+        </w:tc>
+        <w:tc>
+          <w:tcPr>
+            <w:tcW w:w="1420" w:type="dxa"/>
+          </w:tcPr>
+          <w:p>
+            <w:pPr>
+              <w:spacing w:after="40" w:line="240" w:lineRule="auto"/>
+              <w:rPr>
+                <w:sz w:val="18"/>
+              </w:rPr>
+            </w:pPr>
+            <w:r>
+              <w:rPr>
+                <w:sz w:val="18"/>
+              </w:rPr>
+              <w:t xml:space="preserve">Evet</w:t>
+            </w:r>
+          </w:p>
+        </w:tc>
+        <w:tc>
+          <w:tcPr>
+            <w:tcW w:w="1500" w:type="dxa"/>
+          </w:tcPr>
+          <w:p>
+            <w:pPr>
+              <w:spacing w:after="40" w:line="240" w:lineRule="auto"/>
+              <w:rPr>
+                <w:sz w:val="18"/>
+              </w:rPr>
+            </w:pPr>
+            <w:r>
+              <w:rPr>
+                <w:sz w:val="18"/>
+              </w:rPr>
+              <w:t xml:space="preserve">Evet</w:t>
+            </w:r>
+          </w:p>
+        </w:tc>
+        <w:tc>
+          <w:tcPr>
+            <w:tcW w:w="1500" w:type="dxa"/>
+          </w:tcPr>
+          <w:p>
+            <w:pPr>
+              <w:spacing w:after="40" w:line="240" w:lineRule="auto"/>
+              <w:rPr>
+                <w:sz w:val="18"/>
+              </w:rPr>
+            </w:pPr>
+            <w:r>
+              <w:rPr>
+                <w:sz w:val="18"/>
+              </w:rPr>
+              <w:t xml:space="preserve">Hayır</w:t>
+            </w:r>
+          </w:p>
+        </w:tc>
+        <w:tc>
+          <w:tcPr>
+            <w:tcW w:w="1430" w:type="dxa"/>
+          </w:tcPr>
+          <w:p>
+            <w:pPr>
+              <w:spacing w:after="40" w:line="240" w:lineRule="auto"/>
+              <w:rPr>
+                <w:sz w:val="18"/>
+              </w:rPr>
+            </w:pPr>
+            <w:r>
+              <w:rPr>
+                <w:sz w:val="18"/>
+              </w:rPr>
+              <w:t xml:space="preserve">Evet</w:t>
+            </w:r>
+          </w:p>
+        </w:tc>
+        <w:tc>
+          <w:tcPr>
+            <w:tcW w:w="1300" w:type="dxa"/>
+            <w:shd w:val="clear" w:fill="F2EEFC"/>
+          </w:tcPr>
+          <w:p>
+            <w:pPr>
+              <w:spacing w:after="40" w:line="240" w:lineRule="auto"/>
+              <w:rPr>
+                <w:sz w:val="18"/>
+              </w:rPr>
+            </w:pPr>
+            <w:r>
+              <w:rPr>
+                <w:b/>
+                <w:bCs/>
+                <w:sz w:val="18"/>
+              </w:rPr>
+              <w:t xml:space="preserve">Evet</w:t>
+            </w:r>
+          </w:p>
+        </w:tc>
+      </w:tr>
+      <w:tr>
+        <w:tc>
+          <w:tcPr>
+            <w:tcW w:w="2350" w:type="dxa"/>
+          </w:tcPr>
+          <w:p>
+            <w:pPr>
+              <w:spacing w:after="40" w:line="240" w:lineRule="auto"/>
+              <w:rPr>
+                <w:sz w:val="18"/>
+              </w:rPr>
+            </w:pPr>
+            <w:r>
+              <w:rPr>
+                <w:sz w:val="18"/>
+              </w:rPr>
+              <w:t xml:space="preserve">Türkçe için özel eğitilmiş</w:t>
+            </w:r>
+          </w:p>
+        </w:tc>
+        <w:tc>
+          <w:tcPr>
+            <w:tcW w:w="1420" w:type="dxa"/>
+          </w:tcPr>
+          <w:p>
+            <w:pPr>
+              <w:spacing w:after="40" w:line="240" w:lineRule="auto"/>
+              <w:rPr>
+                <w:sz w:val="18"/>
+              </w:rPr>
+            </w:pPr>
+            <w:r>
+              <w:rPr>
+                <w:sz w:val="18"/>
+              </w:rPr>
+              <w:t xml:space="preserve">Hayır</w:t>
+            </w:r>
+          </w:p>
+        </w:tc>
+        <w:tc>
+          <w:tcPr>
+            <w:tcW w:w="1500" w:type="dxa"/>
+          </w:tcPr>
+          <w:p>
+            <w:pPr>
+              <w:spacing w:after="40" w:line="240" w:lineRule="auto"/>
+              <w:rPr>
+                <w:sz w:val="18"/>
+              </w:rPr>
+            </w:pPr>
+            <w:r>
+              <w:rPr>
+                <w:sz w:val="18"/>
+              </w:rPr>
+              <w:t xml:space="preserve">Hayır</w:t>
+            </w:r>
+          </w:p>
+        </w:tc>
+        <w:tc>
+          <w:tcPr>
+            <w:tcW w:w="1500" w:type="dxa"/>
+          </w:tcPr>
+          <w:p>
+            <w:pPr>
+              <w:spacing w:after="40" w:line="240" w:lineRule="auto"/>
+              <w:rPr>
+                <w:sz w:val="18"/>
+              </w:rPr>
+            </w:pPr>
+            <w:r>
+              <w:rPr>
+                <w:sz w:val="18"/>
+              </w:rPr>
+              <w:t xml:space="preserve">—</w:t>
+            </w:r>
+          </w:p>
+        </w:tc>
+        <w:tc>
+          <w:tcPr>
+            <w:tcW w:w="1430" w:type="dxa"/>
+          </w:tcPr>
+          <w:p>
+            <w:pPr>
+              <w:spacing w:after="40" w:line="240" w:lineRule="auto"/>
+              <w:rPr>
+                <w:sz w:val="18"/>
+              </w:rPr>
+            </w:pPr>
+            <w:r>
+              <w:rPr>
+                <w:sz w:val="18"/>
+              </w:rPr>
+              <w:t xml:space="preserve">Hayır</w:t>
+            </w:r>
+          </w:p>
+        </w:tc>
+        <w:tc>
+          <w:tcPr>
+            <w:tcW w:w="1300" w:type="dxa"/>
+            <w:shd w:val="clear" w:fill="F2EEFC"/>
+          </w:tcPr>
+          <w:p>
+            <w:pPr>
+              <w:spacing w:after="40" w:line="240" w:lineRule="auto"/>
+              <w:rPr>
+                <w:sz w:val="18"/>
+              </w:rPr>
+            </w:pPr>
+            <w:r>
+              <w:rPr>
+                <w:b/>
+                <w:bCs/>
+                <w:sz w:val="18"/>
+              </w:rPr>
+              <w:t xml:space="preserve">Evet</w:t>
+            </w:r>
+          </w:p>
+        </w:tc>
+      </w:tr>
+    </w:tbl>
+    <w:p>
+      <w:pPr>
+        <w:spacing w:after="120" w:line="240" w:lineRule="auto"/>
+      </w:pPr>
+    </w:p>
+    <w:p>
+      <w:pPr>
+        <w:spacing w:after="200" w:line="240" w:lineRule="auto"/>
+        <w:jc w:val="center"/>
+      </w:pPr>
+      <w:r>
+        <w:rPr>
+          <w:b/>
+          <w:bCs/>
+          <w:sz w:val="20"/>
+        </w:rPr>
+        <w:t xml:space="preserve">Tablo 1. </w:t>
+      </w:r>
+      <w:r>
+        <w:rPr>
+          <w:sz w:val="20"/>
+        </w:rPr>
+        <w:t xml:space="preserve">MİHENK ve Mevcut Çözümlerin Yetenek Karşılaştırması</w:t>
+      </w:r>
+    </w:p>
     <w:p>
       <w:pPr>
         <w:spacing w:after="180"/>
@@ -3717,25 +4850,11 @@
     </w:p>
     <w:p>
       <w:pPr>
-        <w:spacing w:after="180"/>
-        <w:jc w:val="both"/>
-      </w:pPr>
-      <w:proofErr w:type="spellStart"/>
-      <w:r>
-        <w:lastRenderedPageBreak/>
-        <w:t>MİHENK'in</w:t>
-      </w:r>
-      <w:proofErr w:type="spellEnd"/>
-      <w:r>
-        <w:t xml:space="preserve"> geniş kullanıcı kitlelerine ulaşma potansiyeli, </w:t>
-      </w:r>
-      <w:proofErr w:type="spellStart"/>
-      <w:r>
-        <w:t>NSosyal'in</w:t>
-      </w:r>
-      <w:proofErr w:type="spellEnd"/>
-      <w:r>
-        <w:t xml:space="preserve"> mevcut kullanıcı tabanına doğrudan konumlanmasından gelir. Sosyal medya ekosistemine katkısı, bilgi aşırı yüklenmesi ve doğrulama maliyeti gibi platform-bağımsız iki soruna somut bir çözüm mekanizması sunmasıdır.</w:t>
+        <w:spacing w:after="180" w:line="276" w:lineRule="auto"/>
+        <w:jc w:val="both"/>
+      </w:pPr>
+      <w:r>
+        <w:t xml:space="preserve">MİHENK'in erişim potansiyeli, sıfırdan kullanıcı kazanmayı gerektirmediği için doğrudan platformun mevcut ölçeğine bağlıdır. NSosyal 23 Temmuz 2025'te genel kullanıma açılmış ve kullanıcı sayısı 1,7 milyonu aşmıştır [7]; platform üzerindeki her kullanıcı, ek bir edinme maliyeti olmaksızın MİHENK'in de potansiyel kullanıcısıdır. Katman 1 mimarisi bu ölçeklenmeyi ekonomik olarak da mümkün kılar: özet, kümeleme ve tespit çıktıları kullanıcılar arasında paylaşıldığı için, kullanıcı sayısı artarken bu bileşenlerin maliyeti kullanıcı başına düşer. Sosyal medya ekosistemine katkısı ise tek bir platformla sınırlı değildir; bilgi aşırı yüklenmesi ve doğrulama maliyeti platform-bağımsız iki sorundur ve önerilen çözüm mekanizması istemci-servis ayrımı sayesinde başka platformlara da taşınabilir.</w:t>
       </w:r>
     </w:p>
     <w:p>
@@ -5705,6 +6824,38 @@
       </w:pPr>
       <w:r>
         <w:t>[6] 6698 Sayılı Kişisel Verilerin Korunması Kanunu, T.C. Resmî Gazete, 07.04.2016, Erişim: 22.08.2026, https://www.mevzuat.gov.tr/mevzuat?MevzuatNo=6698&amp;MevzuatTur=1&amp;MevzuatTertip=5</w:t>
+      </w:r>
+    </w:p>
+    <w:p>
+      <w:pPr>
+        <w:spacing w:after="180" w:line="276" w:lineRule="auto"/>
+        <w:jc w:val="both"/>
+      </w:pPr>
+      <w:r>
+        <w:t xml:space="preserve">[7] Anadolu Ajansı, NSosyal'in kullanıcı sayısı 1,7 milyonu aştı, 2025, Erişim: 24.08.2026, https://www.aa.com.tr/tr/bilim-teknoloji/nsosyalin-kullanici-sayisi-1-7-milyonu-asti/3784864</w:t>
+      </w:r>
+    </w:p>
+    <w:p>
+      <w:pPr>
+        <w:spacing w:after="180" w:line="276" w:lineRule="auto"/>
+        <w:jc w:val="both"/>
+      </w:pPr>
+      <w:r>
+        <w:rPr>
+          <w:b/>
+          <w:bCs/>
+        </w:rPr>
+        <w:t xml:space="preserve">Yapay Zekâ Destekli Araç Kullanımına İlişkin Beyan</w:t>
+      </w:r>
+    </w:p>
+    <w:p>
+      <w:pPr>
+        <w:spacing w:after="180" w:line="276" w:lineRule="auto"/>
+        <w:jc w:val="both"/>
+      </w:pPr>
+      <w:r>
+        <w:rPr/>
+        <w:t xml:space="preserve">Bu raporun hazırlanması sürecinde, kaynak taraması, metin taslaklandırma, biçim denetimi ve şekil üretimi aşamalarında büyük dil modeli tabanlı bir yazılım geliştirme asistanından yararlanılmıştır. Aracın rolü taslak üretimi ve denetim ile sınırlı kalmış; rapordaki tüm teknik kararlar, mimari tercihler, ölçüm tasarımı ve sonuçların yorumlanması takım üyeleri tarafından yapılmıştır. Rapordaki her sayısal değer, depodaki betiklerle üretilmiş ve takım tarafından doğrulanmıştır; ölçülmemiş hiçbir sonuç rapora yazılmamıştır. Nihai metnin içeriğinden ve doğruluğundan takım sorumludur.</w:t>
       </w:r>
     </w:p>
     <w:p>

--- a/01-rapor/teslim/ITS_MIHENK_Teknik_Rapor_TESLIM.docx
+++ b/01-rapor/teslim/ITS_MIHENK_Teknik_Rapor_TESLIM.docx
@@ -3356,7 +3356,7 @@
         </w:rPr>
         <w:drawing>
           <wp:inline distT="0" distB="0" distL="0" distR="0" wp14:anchorId="613BD19A" wp14:editId="4EE4E38D">
-            <wp:extent cx="5486400" cy="3740727"/>
+            <wp:extent cx="5486400" cy="3453937"/>
             <wp:effectExtent l="0" t="0" r="0" b="0"/>
             <wp:docPr id="901" name="Sekil1"/>
             <wp:cNvGraphicFramePr>
@@ -3913,7 +3913,7 @@
         <w:lastRenderedPageBreak/>
         <w:drawing>
           <wp:inline distT="0" distB="0" distL="0" distR="0" wp14:anchorId="3DFA7390" wp14:editId="4C301EE6">
-            <wp:extent cx="5486400" cy="3169920"/>
+            <wp:extent cx="5486400" cy="2754507"/>
             <wp:effectExtent l="0" t="0" r="0" b="0"/>
             <wp:docPr id="902" name="Sekil2"/>
             <wp:cNvGraphicFramePr>
@@ -3935,7 +3935,7 @@
                   <pic:spPr>
                     <a:xfrm>
                       <a:off x="0" y="0"/>
-                      <a:ext cx="5486400" cy="3169920"/>
+                      <a:ext cx="5486400" cy="2875935"/>
                     </a:xfrm>
                     <a:prstGeom prst="rect">
                       <a:avLst/>
@@ -3976,7 +3976,7 @@
         </w:rPr>
         <w:drawing>
           <wp:inline distT="0" distB="0" distL="0" distR="0" wp14:anchorId="6D1E313F" wp14:editId="3A5439F8">
-            <wp:extent cx="5486400" cy="3048000"/>
+            <wp:extent cx="5486400" cy="2765322"/>
             <wp:effectExtent l="0" t="0" r="0" b="0"/>
             <wp:docPr id="903" name="Sekil3"/>
             <wp:cNvGraphicFramePr>
@@ -3998,7 +3998,7 @@
                   <pic:spPr>
                     <a:xfrm>
                       <a:off x="0" y="0"/>
-                      <a:ext cx="5486400" cy="3048000"/>
+                      <a:ext cx="5486400" cy="2748503"/>
                     </a:xfrm>
                     <a:prstGeom prst="rect">
                       <a:avLst/>
@@ -4043,7 +4043,7 @@
         <w:lastRenderedPageBreak/>
         <w:drawing>
           <wp:inline distT="0" distB="0" distL="0" distR="0" wp14:anchorId="4C40B124" wp14:editId="68D887F2">
-            <wp:extent cx="5486400" cy="2446469"/>
+            <wp:extent cx="5486400" cy="2206079"/>
             <wp:effectExtent l="0" t="0" r="0" b="0"/>
             <wp:docPr id="904" name="Sekil4"/>
             <wp:cNvGraphicFramePr>
@@ -4065,7 +4065,7 @@
                   <pic:spPr>
                     <a:xfrm>
                       <a:off x="0" y="0"/>
-                      <a:ext cx="5486400" cy="2446469"/>
+                      <a:ext cx="5486400" cy="2212615"/>
                     </a:xfrm>
                     <a:prstGeom prst="rect">
                       <a:avLst/>
@@ -4109,7 +4109,7 @@
         </w:rPr>
         <w:drawing>
           <wp:inline distT="0" distB="0" distL="0" distR="0" wp14:anchorId="55E42EE5" wp14:editId="2DE7FB2F">
-            <wp:extent cx="5486400" cy="3291840"/>
+            <wp:extent cx="5486400" cy="2977178"/>
             <wp:effectExtent l="0" t="0" r="0" b="0"/>
             <wp:docPr id="905" name="Sekil5"/>
             <wp:cNvGraphicFramePr>

--- a/01-rapor/teslim/ITS_MIHENK_Teknik_Rapor_TESLIM.docx
+++ b/01-rapor/teslim/ITS_MIHENK_Teknik_Rapor_TESLIM.docx
@@ -2944,6 +2944,18 @@
     </w:p>
     <w:p>
       <w:pPr>
+        <w:spacing w:after="160" w:line="240" w:lineRule="auto"/>
+        <w:jc w:val="both"/>
+      </w:pPr>
+      <w:r>
+        <w:rPr>
+          <w:sz w:val="18"/>
+        </w:rPr>
+        <w:t xml:space="preserve">Tablonun dayanağı: Sütunlar tekil ürünleri değil ürün kategorilerini temsil eder; karşılaştırma, kategorilerin kamuya açık ürün dokümantasyonu ve arayüz incelemesine dayanan takım değerlendirmesidir (Ağustos 2026). Referans alınan örnekler: platform içi YZ özeti için akış içi özet sunan sosyal platform özellikleri; haber kaynağı karşılaştırma için aynı olayı farklı yayın çizgilerinde gösteren haber toplayıcıları; topluluk temelli doğrulama için X Community Notes; genel amaçlı YZ asistanı için sohbet arayüzlü büyük dil modeli ürünleri. "Gecikmesiz" satırı ölçülmüş bir bulguya dayanır: Community Notes üzerine yapılan bir çalışmada notların gönderiden ortalama 65,7 saat sonra yayımlandığı raporlanmıştır [8].</w:t>
+      </w:r>
+    </w:p>
+    <w:p>
+      <w:pPr>
         <w:spacing w:after="180"/>
         <w:jc w:val="both"/>
       </w:pPr>
@@ -6833,6 +6845,15 @@
       </w:pPr>
       <w:r>
         <w:t xml:space="preserve">[7] Anadolu Ajansı, NSosyal'in kullanıcı sayısı 1,7 milyonu aştı, 2025, Erişim: 24.08.2026, https://www.aa.com.tr/tr/bilim-teknoloji/nsosyalin-kullanici-sayisi-1-7-milyonu-asti/3784864</w:t>
+      </w:r>
+    </w:p>
+    <w:p>
+      <w:pPr>
+        <w:spacing w:after="180" w:line="276" w:lineRule="auto"/>
+        <w:jc w:val="both"/>
+      </w:pPr>
+      <w:r>
+        <w:t xml:space="preserve">[8] Timeliness, Consensus, and Composition of the Crowd: Community Notes on X, arXiv:2510.12559, 2025, Erişim: 24.08.2026, https://arxiv.org/abs/2510.12559</w:t>
       </w:r>
     </w:p>
     <w:p>
